--- a/docs/proposals/softbank-ultraman-caravan/議事録_0723_SB商談.docx
+++ b/docs/proposals/softbank-ultraman-caravan/議事録_0723_SB商談.docx
@@ -13,19 +13,6 @@
           <w:sz w:val="32"/>
         </w:rPr>
         <w:t>議事録:ソフトバンク様 ウルトラマンIPご提案ミーティング(2026/7/23)</w:t>
-      </w:r>
-    </w:p>
-    <w:p>
-      <w:pPr>
-        <w:spacing w:after="80"/>
-      </w:pPr>
-      <w:r>
-        <w:rPr>
-          <w:rFonts w:ascii="Meiryo" w:hAnsi="Meiryo" w:eastAsia="Meiryo"/>
-          <w:b w:val="0"/>
-          <w:sz w:val="21"/>
-        </w:rPr>
-        <w:t>※本議事録は提出資料(0723_v01)と商談後の社内共有(成岡さんメール)を基に作成したドラフトです。[要補記]箇所を出席者にてご確認・追記のうえ確定版としてください。</w:t>
       </w:r>
     </w:p>
     <w:p>
@@ -60,7 +47,7 @@
           <w:b w:val="0"/>
           <w:sz w:val="21"/>
         </w:rPr>
-        <w:t>:2026年7月23日(木)[時刻要補記]</w:t>
+        <w:t>:2026年7月23日(木)</w:t>
       </w:r>
     </w:p>
     <w:p>
@@ -73,7 +60,7 @@
           <w:b/>
           <w:sz w:val="21"/>
         </w:rPr>
-        <w:t>場所</w:t>
+        <w:t>出席者(ソフトバンク株式会社)</w:t>
       </w:r>
       <w:r>
         <w:rPr>
@@ -81,7 +68,7 @@
           <w:b w:val="0"/>
           <w:sz w:val="21"/>
         </w:rPr>
-        <w:t>:[要補記(先方会議室/オンライン)]</w:t>
+        <w:t>:井上様、千原様、髙田様、森本様</w:t>
       </w:r>
     </w:p>
     <w:p>
@@ -94,7 +81,7 @@
           <w:b/>
           <w:sz w:val="21"/>
         </w:rPr>
-        <w:t>出席者(円谷プロ)</w:t>
+        <w:t>出席者(株式会社円谷プロダクション)</w:t>
       </w:r>
       <w:r>
         <w:rPr>
@@ -102,7 +89,7 @@
           <w:b w:val="0"/>
           <w:sz w:val="21"/>
         </w:rPr>
-        <w:t>:新谷さん、南谷さん、成岡さん [ほか要補記]</w:t>
+        <w:t>:新谷、南谷、森、成岡</w:t>
       </w:r>
     </w:p>
     <w:p>
@@ -115,7 +102,7 @@
           <w:b/>
           <w:sz w:val="21"/>
         </w:rPr>
-        <w:t>出席者(ソフトバンク様)</w:t>
+        <w:t>概要</w:t>
       </w:r>
       <w:r>
         <w:rPr>
@@ -123,28 +110,7 @@
           <w:b w:val="0"/>
           <w:sz w:val="21"/>
         </w:rPr>
-        <w:t>:[要補記(井上様・岡田様ほか)]</w:t>
-      </w:r>
-    </w:p>
-    <w:p>
-      <w:pPr>
-        <w:pStyle w:val="ListBullet"/>
-      </w:pPr>
-      <w:r>
-        <w:rPr>
-          <w:rFonts w:ascii="Meiryo" w:hAnsi="Meiryo" w:eastAsia="Meiryo"/>
-          <w:b/>
-          <w:sz w:val="21"/>
-        </w:rPr>
-        <w:t>目的</w:t>
-      </w:r>
-      <w:r>
-        <w:rPr>
-          <w:rFonts w:ascii="Meiryo" w:hAnsi="Meiryo" w:eastAsia="Meiryo"/>
-          <w:b w:val="0"/>
-          <w:sz w:val="21"/>
-        </w:rPr>
-        <w:t>:ウルトラマンIP導入(年間ライセンス)の企画内容・規模別見積の提示、今期スポットテストのご提案</w:t>
+        <w:t>:イベント開催条件の合意と運営体制、将来的な協業展望について包括的な協議を実施</w:t>
       </w:r>
     </w:p>
     <w:p>
@@ -158,7 +124,7 @@
           <w:color w:val="232278"/>
           <w:sz w:val="26"/>
         </w:rPr>
-        <w:t>2. 提示内容(提出資料:「ウルトラマンIPご活用のご提案とお見積り 0723_v01」全7枚)</w:t>
+        <w:t>2. 協議サマリー</w:t>
       </w:r>
     </w:p>
     <w:p>
@@ -171,7 +137,7 @@
           <w:b/>
           <w:sz w:val="21"/>
         </w:rPr>
-        <w:t>(1)ご活用の全体像(3階建て・ポケモン型と同じ枠組み)</w:t>
+        <w:t>■ 年間契約に向けて</w:t>
       </w:r>
     </w:p>
     <w:p>
@@ -181,18 +147,10 @@
       <w:r>
         <w:rPr>
           <w:rFonts w:ascii="Meiryo" w:hAnsi="Meiryo" w:eastAsia="Meiryo"/>
-          <w:b w:val="0"/>
-          <w:sz w:val="21"/>
-        </w:rPr>
-        <w:t>① 年間IP使用料(固定):</w:t>
-      </w:r>
-      <w:r>
-        <w:rPr>
-          <w:rFonts w:ascii="Meiryo" w:hAnsi="Meiryo" w:eastAsia="Meiryo"/>
           <w:b/>
           <w:sz w:val="21"/>
         </w:rPr>
-        <w:t>初年度特別 2,000万円/年(通常 2,400万円/年)</w:t>
+        <w:t>イベント実施の基本条件</w:t>
       </w:r>
       <w:r>
         <w:rPr>
@@ -200,7 +158,7 @@
           <w:b w:val="0"/>
           <w:sz w:val="21"/>
         </w:rPr>
-        <w:t>——着ぐるみイベント開催権込み、監修対応包括</w:t>
+        <w:t>:年間最大720開催の体制と費用モデルを提示。全国展開に向けたエリア調整の課題を共有</w:t>
       </w:r>
     </w:p>
     <w:p>
@@ -210,18 +168,10 @@
       <w:r>
         <w:rPr>
           <w:rFonts w:ascii="Meiryo" w:hAnsi="Meiryo" w:eastAsia="Meiryo"/>
-          <w:b w:val="0"/>
-          <w:sz w:val="21"/>
-        </w:rPr>
-        <w:t>② 着ぐるみイベント(従量):</w:t>
-      </w:r>
-      <w:r>
-        <w:rPr>
-          <w:rFonts w:ascii="Meiryo" w:hAnsi="Meiryo" w:eastAsia="Meiryo"/>
           <w:b/>
           <w:sz w:val="21"/>
         </w:rPr>
-        <w:t>20万円/開催(土日2日間)</w:t>
+        <w:t>運営ルールと制約</w:t>
       </w:r>
       <w:r>
         <w:rPr>
@@ -229,7 +179,7 @@
           <w:b w:val="0"/>
           <w:sz w:val="21"/>
         </w:rPr>
-        <w:t>——ディレクター+スーツアクター2名専属・演技対応込み。運搬・交通・宿泊・スタッフ昼食等の実費別途</w:t>
+        <w:t>:最大15開催の同時進行やエリア制限などの運営基準を定義。低単価ノベルティの活用を検討</w:t>
       </w:r>
     </w:p>
     <w:p>
@@ -239,10 +189,200 @@
       <w:r>
         <w:rPr>
           <w:rFonts w:ascii="Meiryo" w:hAnsi="Meiryo" w:eastAsia="Meiryo"/>
+          <w:b/>
+          <w:sz w:val="21"/>
+        </w:rPr>
+        <w:t>中長期的な協業展望</w:t>
+      </w:r>
+      <w:r>
+        <w:rPr>
+          <w:rFonts w:ascii="Meiryo" w:hAnsi="Meiryo" w:eastAsia="Meiryo"/>
           <w:b w:val="0"/>
           <w:sz w:val="21"/>
         </w:rPr>
-        <w:t>③ 作成許諾ロイヤリティ(従量):</w:t>
+        <w:t>:記念作品やホールディングス単位での連携など、将来的な事業展開の可能性を確認</w:t>
+      </w:r>
+    </w:p>
+    <w:p>
+      <w:pPr>
+        <w:spacing w:before="240" w:after="120"/>
+      </w:pPr>
+      <w:r>
+        <w:rPr>
+          <w:rFonts w:ascii="Meiryo" w:hAnsi="Meiryo" w:eastAsia="Meiryo"/>
+          <w:b/>
+          <w:color w:val="232278"/>
+          <w:sz w:val="26"/>
+        </w:rPr>
+        <w:t>3. 詳細</w:t>
+      </w:r>
+    </w:p>
+    <w:p>
+      <w:pPr>
+        <w:pStyle w:val="ListBullet"/>
+      </w:pPr>
+      <w:r>
+        <w:rPr>
+          <w:rFonts w:ascii="Meiryo" w:hAnsi="Meiryo" w:eastAsia="Meiryo"/>
+          <w:b/>
+          <w:sz w:val="21"/>
+        </w:rPr>
+        <w:t>年間イベント開催数の提案</w:t>
+      </w:r>
+      <w:r>
+        <w:rPr>
+          <w:rFonts w:ascii="Meiryo" w:hAnsi="Meiryo" w:eastAsia="Meiryo"/>
+          <w:b w:val="0"/>
+          <w:sz w:val="21"/>
+        </w:rPr>
+        <w:t>:年間の最低開催数・最低作成数の保証(ミニマムギャランティー)を条件に、スケジュール調整が可能であることを提示。12ヶ月間で最大720開催まで対応可能な体制を整える準備があり、複数IPの切替運用も視野。見積は提示金額をベースに開催数・比率で算出</w:t>
+      </w:r>
+    </w:p>
+    <w:p>
+      <w:pPr>
+        <w:pStyle w:val="ListBullet"/>
+      </w:pPr>
+      <w:r>
+        <w:rPr>
+          <w:rFonts w:ascii="Meiryo" w:hAnsi="Meiryo" w:eastAsia="Meiryo"/>
+          <w:b/>
+          <w:sz w:val="21"/>
+        </w:rPr>
+        <w:t>全国展開に向けた現状の課題</w:t>
+      </w:r>
+      <w:r>
+        <w:rPr>
+          <w:rFonts w:ascii="Meiryo" w:hAnsi="Meiryo" w:eastAsia="Meiryo"/>
+          <w:b w:val="0"/>
+          <w:sz w:val="21"/>
+        </w:rPr>
+        <w:t>:現在は関東エリア限定の活動だが、全国展開の要望あり。ただしSB社内の各支社連携・合意形成が完全ではなく、全国規模での実施に向けた調整は難航している現状が共有された</w:t>
+      </w:r>
+    </w:p>
+    <w:p>
+      <w:pPr>
+        <w:pStyle w:val="ListBullet"/>
+      </w:pPr>
+      <w:r>
+        <w:rPr>
+          <w:rFonts w:ascii="Meiryo" w:hAnsi="Meiryo" w:eastAsia="Meiryo"/>
+          <w:b/>
+          <w:sz w:val="21"/>
+        </w:rPr>
+        <w:t>当期のスポットイベント提案</w:t>
+      </w:r>
+      <w:r>
+        <w:rPr>
+          <w:rFonts w:ascii="Meiryo" w:hAnsi="Meiryo" w:eastAsia="Meiryo"/>
+          <w:b w:val="0"/>
+          <w:sz w:val="21"/>
+        </w:rPr>
+        <w:t>:週末イベント1開催につき500万円(IP利用料含む、広告契約別)、またはステージショー1開催につき200万円(キャスト・スタッフ含む)のプランを提示。検証項目は双方で協議のうえ進めることで合意</w:t>
+      </w:r>
+    </w:p>
+    <w:p>
+      <w:pPr>
+        <w:pStyle w:val="ListBullet"/>
+      </w:pPr>
+      <w:r>
+        <w:rPr>
+          <w:rFonts w:ascii="Meiryo" w:hAnsi="Meiryo" w:eastAsia="Meiryo"/>
+          <w:b/>
+          <w:sz w:val="21"/>
+        </w:rPr>
+        <w:t>イベント用ツールキットの確認</w:t>
+      </w:r>
+      <w:r>
+        <w:rPr>
+          <w:rFonts w:ascii="Meiryo" w:hAnsi="Meiryo" w:eastAsia="Meiryo"/>
+          <w:b w:val="0"/>
+          <w:sz w:val="21"/>
+        </w:rPr>
+        <w:t>:バックパネル・幟(のぼり)などの汎用ツールキットは現時点で保有していないことを確認。既存保有アイテムで活用可能なものをリストアップし、不足分は新規制作を含めて検討する</w:t>
+      </w:r>
+    </w:p>
+    <w:p>
+      <w:pPr>
+        <w:pStyle w:val="ListBullet"/>
+      </w:pPr>
+      <w:r>
+        <w:rPr>
+          <w:rFonts w:ascii="Meiryo" w:hAnsi="Meiryo" w:eastAsia="Meiryo"/>
+          <w:b/>
+          <w:sz w:val="21"/>
+        </w:rPr>
+        <w:t>イベント開催におけるエリア制限</w:t>
+      </w:r>
+      <w:r>
+        <w:rPr>
+          <w:rFonts w:ascii="Meiryo" w:hAnsi="Meiryo" w:eastAsia="Meiryo"/>
+          <w:b w:val="0"/>
+          <w:sz w:val="21"/>
+        </w:rPr>
+        <w:t>:他社との競合回避のため特定エリアの開催に制限。埼玉・甲信越エリアは対象外とし、関東では神奈川・東京(埼玉隣接地域を除く)を中心に調整する方針</w:t>
+      </w:r>
+    </w:p>
+    <w:p>
+      <w:pPr>
+        <w:pStyle w:val="ListBullet"/>
+      </w:pPr>
+      <w:r>
+        <w:rPr>
+          <w:rFonts w:ascii="Meiryo" w:hAnsi="Meiryo" w:eastAsia="Meiryo"/>
+          <w:b/>
+          <w:sz w:val="21"/>
+        </w:rPr>
+        <w:t>同時開催キャパシティとスケジュール管理</w:t>
+      </w:r>
+      <w:r>
+        <w:rPr>
+          <w:rFonts w:ascii="Meiryo" w:hAnsi="Meiryo" w:eastAsia="Meiryo"/>
+          <w:b w:val="0"/>
+          <w:sz w:val="21"/>
+        </w:rPr>
+        <w:t>:現状は最大15開催の同時進行を前提に調整。開催数をさらに拡大する場合は人員採用・パートナー企業調整のため通常より長い準備期間(目安3ヶ月前)が必要。標準スケジュールはイベント実施の2ヶ月前確定が望ましい</w:t>
+      </w:r>
+    </w:p>
+    <w:p>
+      <w:pPr>
+        <w:pStyle w:val="ListBullet"/>
+      </w:pPr>
+      <w:r>
+        <w:rPr>
+          <w:rFonts w:ascii="Meiryo" w:hAnsi="Meiryo" w:eastAsia="Meiryo"/>
+          <w:b/>
+          <w:sz w:val="21"/>
+        </w:rPr>
+        <w:t>イベント実施レギュレーション</w:t>
+      </w:r>
+      <w:r>
+        <w:rPr>
+          <w:rFonts w:ascii="Meiryo" w:hAnsi="Meiryo" w:eastAsia="Meiryo"/>
+          <w:b w:val="0"/>
+          <w:sz w:val="21"/>
+        </w:rPr>
+        <w:t>:半径5km以内の他イベントとの競合回避、前後8日間の間隔などの制限あり。状況に応じて調整可能な場合がある</w:t>
+      </w:r>
+    </w:p>
+    <w:p>
+      <w:pPr>
+        <w:pStyle w:val="ListBullet"/>
+      </w:pPr>
+      <w:r>
+        <w:rPr>
+          <w:rFonts w:ascii="Meiryo" w:hAnsi="Meiryo" w:eastAsia="Meiryo"/>
+          <w:b/>
+          <w:sz w:val="21"/>
+        </w:rPr>
+        <w:t>ノベルティの検討</w:t>
+      </w:r>
+      <w:r>
+        <w:rPr>
+          <w:rFonts w:ascii="Meiryo" w:hAnsi="Meiryo" w:eastAsia="Meiryo"/>
+          <w:b w:val="0"/>
+          <w:sz w:val="21"/>
+        </w:rPr>
+        <w:t>:当初は制作予定なしだったが、低単価(200円以下)のギブアウェイ商品の検討を進めることに。1イベントあたり約300個×5現場=1,500個を目安に、ステッカー等の配布物を提案予定。</w:t>
       </w:r>
       <w:r>
         <w:rPr>
@@ -250,7 +390,20 @@
           <w:b/>
           <w:sz w:val="21"/>
         </w:rPr>
-        <w:t>作成費用の20%</w:t>
+        <w:t>株主関係等により特定メーカーとの競合を避ける必要があり、商品選定は慎重に協議</w:t>
+      </w:r>
+    </w:p>
+    <w:p>
+      <w:pPr>
+        <w:pStyle w:val="ListBullet"/>
+      </w:pPr>
+      <w:r>
+        <w:rPr>
+          <w:rFonts w:ascii="Meiryo" w:hAnsi="Meiryo" w:eastAsia="Meiryo"/>
+          <w:b/>
+          <w:sz w:val="21"/>
+        </w:rPr>
+        <w:t>今後の連携と長期的な展望</w:t>
       </w:r>
       <w:r>
         <w:rPr>
@@ -258,7 +411,74 @@
           <w:b w:val="0"/>
           <w:sz w:val="21"/>
         </w:rPr>
-        <w:t>——キット・ノベルティ・店頭訴求ツール対象、作成実績(実額)ベース精算</w:t>
+        <w:t>:60周年記念作品・映画・TVシリーズ展開などの将来的な連携を視野。中長期的な関係構築として、スポーツイベントのスポンサーシップなど</w:t>
+      </w:r>
+      <w:r>
+        <w:rPr>
+          <w:rFonts w:ascii="Meiryo" w:hAnsi="Meiryo" w:eastAsia="Meiryo"/>
+          <w:b/>
+          <w:sz w:val="21"/>
+        </w:rPr>
+        <w:t>ホールディングス単位での協業</w:t>
+      </w:r>
+      <w:r>
+        <w:rPr>
+          <w:rFonts w:ascii="Meiryo" w:hAnsi="Meiryo" w:eastAsia="Meiryo"/>
+          <w:b w:val="0"/>
+          <w:sz w:val="21"/>
+        </w:rPr>
+        <w:t>の可能性にも言及</w:t>
+      </w:r>
+    </w:p>
+    <w:p>
+      <w:pPr>
+        <w:pStyle w:val="ListBullet"/>
+      </w:pPr>
+      <w:r>
+        <w:rPr>
+          <w:rFonts w:ascii="Meiryo" w:hAnsi="Meiryo" w:eastAsia="Meiryo"/>
+          <w:b/>
+          <w:sz w:val="21"/>
+        </w:rPr>
+        <w:t>今後の回答事項</w:t>
+      </w:r>
+      <w:r>
+        <w:rPr>
+          <w:rFonts w:ascii="Meiryo" w:hAnsi="Meiryo" w:eastAsia="Meiryo"/>
+          <w:b w:val="0"/>
+          <w:sz w:val="21"/>
+        </w:rPr>
+        <w:t>:開催パターンの決定、禁止エリア(埼玉・北関東・甲信越等)の最終確認は改めて回答する。次回検討に向け、</w:t>
+      </w:r>
+      <w:r>
+        <w:rPr>
+          <w:rFonts w:ascii="Meiryo" w:hAnsi="Meiryo" w:eastAsia="Meiryo"/>
+          <w:b/>
+          <w:sz w:val="21"/>
+        </w:rPr>
+        <w:t>開催地として推奨される神奈川県での9月開催</w:t>
+      </w:r>
+      <w:r>
+        <w:rPr>
+          <w:rFonts w:ascii="Meiryo" w:hAnsi="Meiryo" w:eastAsia="Meiryo"/>
+          <w:b w:val="0"/>
+          <w:sz w:val="21"/>
+        </w:rPr>
+        <w:t>などが候補に挙げられた</w:t>
+      </w:r>
+    </w:p>
+    <w:p>
+      <w:pPr>
+        <w:spacing w:before="240" w:after="120"/>
+      </w:pPr>
+      <w:r>
+        <w:rPr>
+          <w:rFonts w:ascii="Meiryo" w:hAnsi="Meiryo" w:eastAsia="Meiryo"/>
+          <w:b/>
+          <w:color w:val="232278"/>
+          <w:sz w:val="26"/>
+        </w:rPr>
+        <w:t>4. 宿題(Next Step:テスト展開に向けて)</w:t>
       </w:r>
     </w:p>
     <w:p>
@@ -271,28 +491,7 @@
           <w:b/>
           <w:sz w:val="21"/>
         </w:rPr>
-        <w:t>(2)ウルトラマンならではの価値</w:t>
-      </w:r>
-      <w:r>
-        <w:rPr>
-          <w:rFonts w:ascii="Meiryo" w:hAnsi="Meiryo" w:eastAsia="Meiryo"/>
-          <w:b w:val="0"/>
-          <w:sz w:val="21"/>
-        </w:rPr>
-        <w:t>:選べるヒーロー(60周年・複数キャラクター)/夏季もフル稼働(最大720開催)/映画・新TV・新商品連動/高い運用品質(1回30分×最大5回・約50組/回)</w:t>
-      </w:r>
-    </w:p>
-    <w:p>
-      <w:pPr>
-        <w:spacing w:after="80"/>
-      </w:pPr>
-      <w:r>
-        <w:rPr>
-          <w:rFonts w:ascii="Meiryo" w:hAnsi="Meiryo" w:eastAsia="Meiryo"/>
-          <w:b/>
-          <w:sz w:val="21"/>
-        </w:rPr>
-        <w:t>(3)規模別お見積り3パターン(年間・税別概算)</w:t>
+        <w:t>円谷プロ</w:t>
       </w:r>
     </w:p>
     <w:p>
@@ -305,7 +504,7 @@
           <w:b w:val="0"/>
           <w:sz w:val="21"/>
         </w:rPr>
-        <w:t>| パターン | 着ぐるみ | 年間合計 |</w:t>
+        <w:t>| # | 内容 | 担当 |</w:t>
       </w:r>
     </w:p>
     <w:p>
@@ -331,7 +530,7 @@
           <w:b w:val="0"/>
           <w:sz w:val="21"/>
         </w:rPr>
-        <w:t>| 最大(実績同等・全量) | 600開催 | 約2.05億円 |</w:t>
+        <w:t>| 1 | バッティングエリア連絡:イベント開催のバッティングエリア情報をメールで共有 | 成岡・ライブチーム |</w:t>
       </w:r>
     </w:p>
     <w:p>
@@ -344,7 +543,7 @@
           <w:b w:val="0"/>
           <w:sz w:val="21"/>
         </w:rPr>
-        <w:t>| 半分(実績の50%) | 300開催 | 約1.12億円 |</w:t>
+        <w:t>| 2 | ノベルティ案作成:低単価(200円以下)で配布可能なノベルティ候補を検討・提案(300個×5現場=1,500個目安) | 成岡 |</w:t>
       </w:r>
     </w:p>
     <w:p>
@@ -357,33 +556,7 @@
           <w:b w:val="0"/>
           <w:sz w:val="21"/>
         </w:rPr>
-        <w:t>| 3IP分割(約1/3配分) | 200開催 | 約8,200万円 |</w:t>
-      </w:r>
-    </w:p>
-    <w:p>
-      <w:pPr>
-        <w:pStyle w:val="ListBullet"/>
-      </w:pPr>
-      <w:r>
-        <w:rPr>
-          <w:rFonts w:ascii="Meiryo" w:hAnsi="Meiryo" w:eastAsia="Meiryo"/>
-          <w:b w:val="0"/>
-          <w:sz w:val="21"/>
-        </w:rPr>
-        <w:t>付帯提案:年間最低開催数・作成数のコミットで着ぐるみ単価優遇(例:400開催以上で17万円/開催)/夏季稼働による720開催への拡張</w:t>
-      </w:r>
-    </w:p>
-    <w:p>
-      <w:pPr>
-        <w:pStyle w:val="ListBullet"/>
-      </w:pPr>
-      <w:r>
-        <w:rPr>
-          <w:rFonts w:ascii="Meiryo" w:hAnsi="Meiryo" w:eastAsia="Meiryo"/>
-          <w:b w:val="0"/>
-          <w:sz w:val="21"/>
-        </w:rPr>
-        <w:t>注記:ノベルティは貴社FY25実績(年約2.1万セット・作成費約1.85億円)を配分比で試算。訴求ツールは作成費(金額)受領後に③を最終精緻化</w:t>
+        <w:t>| 3 | ツール在庫確認:既存のイベント用ツールキットの在庫を確認し一覧化 | 菅野・成岡 |</w:t>
       </w:r>
     </w:p>
     <w:p>
@@ -396,321 +569,7 @@
           <w:b/>
           <w:sz w:val="21"/>
         </w:rPr>
-        <w:t>(4)今期スポットテスト(関東エリア・回数ベース)</w:t>
-      </w:r>
-    </w:p>
-    <w:p>
-      <w:pPr>
-        <w:pStyle w:val="ListBullet"/>
-      </w:pPr>
-      <w:r>
-        <w:rPr>
-          <w:rFonts w:ascii="Meiryo" w:hAnsi="Meiryo" w:eastAsia="Meiryo"/>
-          <w:b w:val="0"/>
-          <w:sz w:val="21"/>
-        </w:rPr>
-        <w:t>S1 写真撮影会型:</w:t>
-      </w:r>
-      <w:r>
-        <w:rPr>
-          <w:rFonts w:ascii="Meiryo" w:hAnsi="Meiryo" w:eastAsia="Meiryo"/>
-          <w:b/>
-          <w:sz w:val="21"/>
-        </w:rPr>
-        <w:t>100万円/開催(IP利用込み)</w:t>
-      </w:r>
-      <w:r>
-        <w:rPr>
-          <w:rFonts w:ascii="Meiryo" w:hAnsi="Meiryo" w:eastAsia="Meiryo"/>
-          <w:b w:val="0"/>
-          <w:sz w:val="21"/>
-        </w:rPr>
-        <w:t>、S2 ステージショー型:</w:t>
-      </w:r>
-      <w:r>
-        <w:rPr>
-          <w:rFonts w:ascii="Meiryo" w:hAnsi="Meiryo" w:eastAsia="Meiryo"/>
-          <w:b/>
-          <w:sz w:val="21"/>
-        </w:rPr>
-        <w:t>200万円/開催</w:t>
-      </w:r>
-    </w:p>
-    <w:p>
-      <w:pPr>
-        <w:pStyle w:val="ListBullet"/>
-      </w:pPr>
-      <w:r>
-        <w:rPr>
-          <w:rFonts w:ascii="Meiryo" w:hAnsi="Meiryo" w:eastAsia="Meiryo"/>
-          <w:b w:val="0"/>
-          <w:sz w:val="21"/>
-        </w:rPr>
-        <w:t>想定規模:</w:t>
-      </w:r>
-      <w:r>
-        <w:rPr>
-          <w:rFonts w:ascii="Meiryo" w:hAnsi="Meiryo" w:eastAsia="Meiryo"/>
-          <w:b/>
-          <w:sz w:val="21"/>
-        </w:rPr>
-        <w:t>5施設程度(各1開催)=総額500万円</w:t>
-      </w:r>
-      <w:r>
-        <w:rPr>
-          <w:rFonts w:ascii="Meiryo" w:hAnsi="Meiryo" w:eastAsia="Meiryo"/>
-          <w:b w:val="0"/>
-          <w:sz w:val="21"/>
-        </w:rPr>
-        <w:t>、うち1〜2施設でS2オプション</w:t>
-      </w:r>
-    </w:p>
-    <w:p>
-      <w:pPr>
-        <w:pStyle w:val="ListBullet"/>
-      </w:pPr>
-      <w:r>
-        <w:rPr>
-          <w:rFonts w:ascii="Meiryo" w:hAnsi="Meiryo" w:eastAsia="Meiryo"/>
-          <w:b w:val="0"/>
-          <w:sz w:val="21"/>
-        </w:rPr>
-        <w:t>継続パック(S1):隔週190万円/月、毎週360万円/月</w:t>
-      </w:r>
-    </w:p>
-    <w:p>
-      <w:pPr>
-        <w:spacing w:after="80"/>
-      </w:pPr>
-      <w:r>
-        <w:rPr>
-          <w:rFonts w:ascii="Meiryo" w:hAnsi="Meiryo" w:eastAsia="Meiryo"/>
-          <w:b/>
-          <w:sz w:val="21"/>
-        </w:rPr>
-        <w:t>(5)ご留意事項・お申し込みの流れ</w:t>
-      </w:r>
-      <w:r>
-        <w:rPr>
-          <w:rFonts w:ascii="Meiryo" w:hAnsi="Meiryo" w:eastAsia="Meiryo"/>
-          <w:b w:val="0"/>
-          <w:sz w:val="21"/>
-        </w:rPr>
-        <w:t>:エリアバッティング(前8日後5日・半径8km)/キャンセル料(1か月前〜6日前30%・6日以内50%・前日100%)/会期2か月前申請→1か月前可否確定</w:t>
-      </w:r>
-    </w:p>
-    <w:p>
-      <w:pPr>
-        <w:spacing w:before="240" w:after="120"/>
-      </w:pPr>
-      <w:r>
-        <w:rPr>
-          <w:rFonts w:ascii="Meiryo" w:hAnsi="Meiryo" w:eastAsia="Meiryo"/>
-          <w:b/>
-          <w:color w:val="232278"/>
-          <w:sz w:val="26"/>
-        </w:rPr>
-        <w:t>3. 先方の反応・質疑(要補記)</w:t>
-      </w:r>
-    </w:p>
-    <w:p>
-      <w:pPr>
-        <w:pStyle w:val="ListBullet"/>
-      </w:pPr>
-      <w:r>
-        <w:rPr>
-          <w:rFonts w:ascii="Meiryo" w:hAnsi="Meiryo" w:eastAsia="Meiryo"/>
-          <w:b w:val="0"/>
-          <w:sz w:val="21"/>
-        </w:rPr>
-        <w:t>[要補記:規模感(全量/半分/1/3)への感触、単価・率へのコメント、MGへの反応、予算化の進め方 等]</w:t>
-      </w:r>
-    </w:p>
-    <w:p>
-      <w:pPr>
-        <w:spacing w:before="240" w:after="120"/>
-      </w:pPr>
-      <w:r>
-        <w:rPr>
-          <w:rFonts w:ascii="Meiryo" w:hAnsi="Meiryo" w:eastAsia="Meiryo"/>
-          <w:b/>
-          <w:color w:val="232278"/>
-          <w:sz w:val="26"/>
-        </w:rPr>
-        <w:t>4. 決定・確認事項</w:t>
-      </w:r>
-    </w:p>
-    <w:p>
-      <w:pPr>
-        <w:pStyle w:val="ListBullet"/>
-      </w:pPr>
-      <w:r>
-        <w:rPr>
-          <w:rFonts w:ascii="Meiryo" w:hAnsi="Meiryo" w:eastAsia="Meiryo"/>
-          <w:b w:val="0"/>
-          <w:sz w:val="21"/>
-        </w:rPr>
-        <w:t>スポットテストは</w:t>
-      </w:r>
-      <w:r>
-        <w:rPr>
-          <w:rFonts w:ascii="Meiryo" w:hAnsi="Meiryo" w:eastAsia="Meiryo"/>
-          <w:b/>
-          <w:sz w:val="21"/>
-        </w:rPr>
-        <w:t>関東エリア・5施設想定</w:t>
-      </w:r>
-      <w:r>
-        <w:rPr>
-          <w:rFonts w:ascii="Meiryo" w:hAnsi="Meiryo" w:eastAsia="Meiryo"/>
-          <w:b w:val="0"/>
-          <w:sz w:val="21"/>
-        </w:rPr>
-        <w:t>で検討を継続する</w:t>
-      </w:r>
-    </w:p>
-    <w:p>
-      <w:pPr>
-        <w:pStyle w:val="ListBullet"/>
-      </w:pPr>
-      <w:r>
-        <w:rPr>
-          <w:rFonts w:ascii="Meiryo" w:hAnsi="Meiryo" w:eastAsia="Meiryo"/>
-          <w:b w:val="0"/>
-          <w:sz w:val="21"/>
-        </w:rPr>
-        <w:t>訴求ツールのロイヤリティ試算は、作成費(金額)の共有を受けて最終化する</w:t>
-      </w:r>
-    </w:p>
-    <w:p>
-      <w:pPr>
-        <w:pStyle w:val="ListBullet"/>
-      </w:pPr>
-      <w:r>
-        <w:rPr>
-          <w:rFonts w:ascii="Meiryo" w:hAnsi="Meiryo" w:eastAsia="Meiryo"/>
-          <w:b w:val="0"/>
-          <w:sz w:val="21"/>
-        </w:rPr>
-        <w:t>[要補記:その他この場で合意した事項]</w:t>
-      </w:r>
-    </w:p>
-    <w:p>
-      <w:pPr>
-        <w:spacing w:before="240" w:after="120"/>
-      </w:pPr>
-      <w:r>
-        <w:rPr>
-          <w:rFonts w:ascii="Meiryo" w:hAnsi="Meiryo" w:eastAsia="Meiryo"/>
-          <w:b/>
-          <w:color w:val="232278"/>
-          <w:sz w:val="26"/>
-        </w:rPr>
-        <w:t>5. 宿題(Next Action)</w:t>
-      </w:r>
-    </w:p>
-    <w:p>
-      <w:pPr>
-        <w:spacing w:after="80"/>
-      </w:pPr>
-      <w:r>
-        <w:rPr>
-          <w:rFonts w:ascii="Meiryo" w:hAnsi="Meiryo" w:eastAsia="Meiryo"/>
-          <w:b/>
-          <w:sz w:val="21"/>
-        </w:rPr>
-        <w:t>円谷プロ側</w:t>
-      </w:r>
-    </w:p>
-    <w:p>
-      <w:pPr>
-        <w:spacing w:after="80"/>
-      </w:pPr>
-      <w:r>
-        <w:rPr>
-          <w:rFonts w:ascii="Meiryo" w:hAnsi="Meiryo" w:eastAsia="Meiryo"/>
-          <w:b w:val="0"/>
-          <w:sz w:val="21"/>
-        </w:rPr>
-        <w:t>| # | 内容 | 担当 | 期日 |</w:t>
-      </w:r>
-    </w:p>
-    <w:p>
-      <w:pPr>
-        <w:spacing w:after="80"/>
-      </w:pPr>
-      <w:r>
-        <w:rPr>
-          <w:rFonts w:ascii="Meiryo" w:hAnsi="Meiryo" w:eastAsia="Meiryo"/>
-          <w:b w:val="0"/>
-          <w:sz w:val="21"/>
-        </w:rPr>
-        <w:t>| --- | --- | --- | --- |</w:t>
-      </w:r>
-    </w:p>
-    <w:p>
-      <w:pPr>
-        <w:spacing w:after="80"/>
-      </w:pPr>
-      <w:r>
-        <w:rPr>
-          <w:rFonts w:ascii="Meiryo" w:hAnsi="Meiryo" w:eastAsia="Meiryo"/>
-          <w:b w:val="0"/>
-          <w:sz w:val="21"/>
-        </w:rPr>
-        <w:t>| 1 | スポット実施可能エリアの確定・連絡(NG:埼玉・茨城・群馬・栃木・山梨・長野・新潟+隣接県境15km以内 → 実施可能は実質 東京・神奈川・千葉。対外には可能エリアのみ提示) | 成岡さん・ライブチーム | 次回連絡まで |</w:t>
-      </w:r>
-    </w:p>
-    <w:p>
-      <w:pPr>
-        <w:spacing w:after="80"/>
-      </w:pPr>
-      <w:r>
-        <w:rPr>
-          <w:rFonts w:ascii="Meiryo" w:hAnsi="Meiryo" w:eastAsia="Meiryo"/>
-          <w:b w:val="0"/>
-          <w:sz w:val="21"/>
-        </w:rPr>
-        <w:t>| 2 | テスト期間の「選べるヒーロー」資料をセブン除外の7ヒーロー版に差し替えて再送(対外説明は「権利調整中」で統一) | 菅野さん・成岡さん | 速やかに |</w:t>
-      </w:r>
-    </w:p>
-    <w:p>
-      <w:pPr>
-        <w:spacing w:after="80"/>
-      </w:pPr>
-      <w:r>
-        <w:rPr>
-          <w:rFonts w:ascii="Meiryo" w:hAnsi="Meiryo" w:eastAsia="Meiryo"/>
-          <w:b w:val="0"/>
-          <w:sz w:val="21"/>
-        </w:rPr>
-        <w:t>| 3 | お貸出可能設備の一覧(写真付き)を作成・共有 | 菅野さん | 依頼中 |</w:t>
-      </w:r>
-    </w:p>
-    <w:p>
-      <w:pPr>
-        <w:spacing w:after="80"/>
-      </w:pPr>
-      <w:r>
-        <w:rPr>
-          <w:rFonts w:ascii="Meiryo" w:hAnsi="Meiryo" w:eastAsia="Meiryo"/>
-          <w:b w:val="0"/>
-          <w:sz w:val="21"/>
-        </w:rPr>
-        <w:t>| 4 | スポット用ノベルティ約1,500個(5施設×約300個)の選定(候補:パズルシュワッチ販促シール65×65mm/BP01在庫63BOX ほか探索中) | 成岡さん | 候補確定次第連絡 |</w:t>
-      </w:r>
-    </w:p>
-    <w:p>
-      <w:pPr>
-        <w:spacing w:after="80"/>
-      </w:pPr>
-      <w:r>
-        <w:rPr>
-          <w:rFonts w:ascii="Meiryo" w:hAnsi="Meiryo" w:eastAsia="Meiryo"/>
-          <w:b/>
-          <w:sz w:val="21"/>
-        </w:rPr>
-        <w:t>ソフトバンク様側</w:t>
+        <w:t>ソフトバンク様</w:t>
       </w:r>
     </w:p>
     <w:p>
@@ -749,7 +608,7 @@
           <w:b w:val="0"/>
           <w:sz w:val="21"/>
         </w:rPr>
-        <w:t>| 1 | 店頭訴求ツールの年間作成費(金額)のご共有(数量約23.5万部は受領済み) |</w:t>
+        <w:t>| 1 | 検証項目策定:イベント実施に向けた検証項目を共同で策定 |</w:t>
       </w:r>
     </w:p>
     <w:p>
@@ -762,7 +621,7 @@
           <w:b w:val="0"/>
           <w:sz w:val="21"/>
         </w:rPr>
-        <w:t>| 2 | お見積りの税込/税別前提のご確認 |</w:t>
+        <w:t>| 2 | 開催計画検討:開催エリア・回数などの詳細な開催パターンを検討し提示 |</w:t>
       </w:r>
     </w:p>
     <w:p>
@@ -775,20 +634,7 @@
           <w:b w:val="0"/>
           <w:sz w:val="21"/>
         </w:rPr>
-        <w:t>| 3 | スポットテスト5施設の会場候補のご提示(当社にて開催可否を確認) |</w:t>
-      </w:r>
-    </w:p>
-    <w:p>
-      <w:pPr>
-        <w:spacing w:after="80"/>
-      </w:pPr>
-      <w:r>
-        <w:rPr>
-          <w:rFonts w:ascii="Meiryo" w:hAnsi="Meiryo" w:eastAsia="Meiryo"/>
-          <w:b w:val="0"/>
-          <w:sz w:val="21"/>
-        </w:rPr>
-        <w:t>| 4 | 年間お取り組み規模(全量/半分/1/3)・予算化のご検討 |</w:t>
+        <w:t>| 3 | 商業施設リスト作成:提案に使用可能な商業施設の一覧リストを作成し提供 |</w:t>
       </w:r>
     </w:p>
     <w:p>
@@ -802,7 +648,7 @@
           <w:color w:val="232278"/>
           <w:sz w:val="26"/>
         </w:rPr>
-        <w:t>6. 次回</w:t>
+        <w:t>5. 次回に向けて</w:t>
       </w:r>
     </w:p>
     <w:p>
@@ -815,7 +661,7 @@
           <w:b w:val="0"/>
           <w:sz w:val="21"/>
         </w:rPr>
-        <w:t>[要補記:次回打ち合わせ日程]</w:t>
+        <w:t>神奈川県での9月開催を軸にスポットテストの具体化を進める</w:t>
       </w:r>
     </w:p>
     <w:p>
